--- a/C#Files/Interfaces/InterfacesExercise.docx
+++ b/C#Files/Interfaces/InterfacesExercise.docx
@@ -26,19 +26,7 @@
           <w:szCs w:val="48"/>
           <w14:ligatures w14:val="none"/>
         </w:rPr>
-        <w:t>Lab:</w:t>
-      </w:r>
-      <w:r>
-        <w:rPr>
-          <w:rFonts w:eastAsia="Times New Roman" w:cs="Times New Roman"/>
-          <w:b/>
-          <w:bCs/>
-          <w:kern w:val="36"/>
-          <w:sz w:val="48"/>
-          <w:szCs w:val="48"/>
-          <w14:ligatures w14:val="none"/>
-        </w:rPr>
-        <w:t xml:space="preserve"> Introducing an Interface for Post</w:t>
+        <w:t>Lab: Introducing an Interface for Post</w:t>
       </w:r>
       <w:r>
         <w:rPr>
@@ -1873,7 +1861,7 @@
           <w:kern w:val="0"/>
           <w14:ligatures w14:val="none"/>
         </w:rPr>
-        <w:t>IStatement</w:t>
+        <w:t>IPostable</w:t>
       </w:r>
       <w:proofErr w:type="spellEnd"/>
       <w:r>
@@ -2353,7 +2341,7 @@
           <w:kern w:val="0"/>
           <w14:ligatures w14:val="none"/>
         </w:rPr>
-        <w:t>IStatement</w:t>
+        <w:t>IPostable</w:t>
       </w:r>
       <w:proofErr w:type="spellEnd"/>
       <w:r>
@@ -2370,15 +2358,7 @@
           <w:kern w:val="0"/>
           <w14:ligatures w14:val="none"/>
         </w:rPr>
-        <w:t>interface</w:t>
-      </w:r>
-      <w:r>
-        <w:rPr>
-          <w:rFonts w:eastAsia="Times New Roman" w:cs="Times New Roman"/>
-          <w:kern w:val="0"/>
-          <w14:ligatures w14:val="none"/>
-        </w:rPr>
-        <w:t xml:space="preserve"> </w:t>
+        <w:t xml:space="preserve">interface </w:t>
       </w:r>
     </w:p>
     <w:p>
@@ -2584,19 +2564,7 @@
           <w:szCs w:val="36"/>
           <w14:ligatures w14:val="none"/>
         </w:rPr>
-        <w:t xml:space="preserve"> </w:t>
-      </w:r>
-      <w:r>
-        <w:rPr>
-          <w:rFonts w:eastAsia="Times New Roman" w:cs="Times New Roman"/>
-          <w:b/>
-          <w:bCs/>
-          <w:kern w:val="0"/>
-          <w:sz w:val="36"/>
-          <w:szCs w:val="36"/>
-          <w14:ligatures w14:val="none"/>
-        </w:rPr>
-        <w:t xml:space="preserve">code in </w:t>
+        <w:t xml:space="preserve"> code in </w:t>
       </w:r>
       <w:proofErr w:type="spellStart"/>
       <w:r>
@@ -2833,23 +2801,7 @@
           <w:kern w:val="0"/>
           <w14:ligatures w14:val="none"/>
         </w:rPr>
-        <w:t>IS</w:t>
-      </w:r>
-      <w:r>
-        <w:rPr>
-          <w:rFonts w:eastAsia="Times New Roman" w:cs="Times New Roman"/>
-          <w:kern w:val="0"/>
-          <w14:ligatures w14:val="none"/>
-        </w:rPr>
-        <w:t>t</w:t>
-      </w:r>
-      <w:r>
-        <w:rPr>
-          <w:rFonts w:eastAsia="Times New Roman" w:cs="Times New Roman"/>
-          <w:kern w:val="0"/>
-          <w14:ligatures w14:val="none"/>
-        </w:rPr>
-        <w:t>atement</w:t>
+        <w:t>IPostable</w:t>
       </w:r>
       <w:proofErr w:type="spellEnd"/>
       <w:r>
@@ -2858,16 +2810,26 @@
           <w:kern w:val="0"/>
           <w14:ligatures w14:val="none"/>
         </w:rPr>
-        <w:t xml:space="preserve"> and change the variable name to </w:t>
+        <w:t xml:space="preserve"> </w:t>
+      </w:r>
+      <w:r>
+        <w:rPr>
+          <w:rFonts w:eastAsia="Times New Roman" w:cs="Times New Roman"/>
+          <w:kern w:val="0"/>
+          <w14:ligatures w14:val="none"/>
+        </w:rPr>
+        <w:t xml:space="preserve">and change the variable name to </w:t>
       </w:r>
       <w:proofErr w:type="spellStart"/>
       <w:r>
         <w:rPr>
           <w:rFonts w:eastAsia="Times New Roman" w:cs="Times New Roman"/>
-          <w:kern w:val="0"/>
-          <w14:ligatures w14:val="none"/>
-        </w:rPr>
-        <w:t>stmt</w:t>
+          <w:b/>
+          <w:bCs/>
+          <w:kern w:val="0"/>
+          <w14:ligatures w14:val="none"/>
+        </w:rPr>
+        <w:t>pst</w:t>
       </w:r>
       <w:proofErr w:type="spellEnd"/>
     </w:p>
@@ -3020,31 +2982,7 @@
           <w:kern w:val="0"/>
           <w14:ligatures w14:val="none"/>
         </w:rPr>
-        <w:t xml:space="preserve">, and </w:t>
-      </w:r>
-      <w:r>
-        <w:rPr>
-          <w:rFonts w:eastAsia="Times New Roman" w:cs="Times New Roman"/>
-          <w:kern w:val="0"/>
-          <w14:ligatures w14:val="none"/>
-        </w:rPr>
-        <w:t xml:space="preserve">ensuring </w:t>
-      </w:r>
-      <w:r>
-        <w:rPr>
-          <w:rFonts w:eastAsia="Times New Roman" w:cs="Times New Roman"/>
-          <w:kern w:val="0"/>
-          <w14:ligatures w14:val="none"/>
-        </w:rPr>
-        <w:t xml:space="preserve">that changes will not </w:t>
-      </w:r>
-      <w:r>
-        <w:rPr>
-          <w:rFonts w:eastAsia="Times New Roman" w:cs="Times New Roman"/>
-          <w:kern w:val="0"/>
-          <w14:ligatures w14:val="none"/>
-        </w:rPr>
-        <w:t>break the code.</w:t>
+        <w:t>, and ensuring that changes will not break the code.</w:t>
       </w:r>
     </w:p>
     <w:p>
@@ -5226,6 +5164,7 @@
   <w:style w:type="character" w:default="1" w:styleId="DefaultParagraphFont">
     <w:name w:val="Default Paragraph Font"/>
     <w:uiPriority w:val="1"/>
+    <w:semiHidden/>
     <w:unhideWhenUsed/>
   </w:style>
   <w:style w:type="table" w:default="1" w:styleId="TableNormal">
